--- a/EXPORTS/DOCX/published/niveau2/Dutch/ChristianMission.docx
+++ b/EXPORTS/DOCX/published/niveau2/Dutch/ChristianMission.docx
@@ -917,8 +917,16 @@
           <w:i w:val="0"/>
           <w:color w:val="0000FF"/>
           <w:sz w:val="24"/>
-        </w:rPr>
-        <w:t>H</w:t>
+          <w:u w:val="single"/>
+        </w:rPr>
+        <w:hyperlink r:id="rId11" w:history="1">
+          <w:r>
+            <w:rPr>
+              <w:rStyle w:val="Hyperlink"/>
+            </w:rPr>
+            <w:t>H</w:t>
+          </w:r>
+        </w:hyperlink>
       </w:r>
       <w:r>
         <w:rPr>
@@ -929,7 +937,7 @@
           <w:sz w:val="24"/>
           <w:u w:val="single"/>
         </w:rPr>
-        <w:hyperlink r:id="rId10" w:history="1">
+        <w:hyperlink r:id="rId11" w:history="1">
           <w:r>
             <w:rPr>
               <w:rStyle w:val="Hyperlink"/>
@@ -1013,7 +1021,14 @@
           <w:color w:val="0000FF"/>
           <w:sz w:val="24"/>
         </w:rPr>
-        <w:t>Wereldmuseu</w:t>
+        <w:hyperlink r:id="rId12" w:history="1">
+          <w:r>
+            <w:rPr>
+              <w:rStyle w:val="Hyperlink"/>
+            </w:rPr>
+            <w:t>Wereldmuseu</w:t>
+          </w:r>
+        </w:hyperlink>
       </w:r>
       <w:r>
         <w:rPr>
@@ -1024,7 +1039,7 @@
           <w:sz w:val="24"/>
           <w:u w:val="single"/>
         </w:rPr>
-        <w:hyperlink r:id="rId11" w:history="1">
+        <w:hyperlink r:id="rId12" w:history="1">
           <w:r>
             <w:rPr>
               <w:rStyle w:val="Hyperlink"/>
@@ -1942,32 +1957,7 @@
           <w:color w:val="000000"/>
           <w:sz w:val="24"/>
         </w:rPr>
-        <w:hyperlink r:id="rId15" w:history="1">
-          <w:r>
-            <w:rPr>
-              <w:rStyle w:val="Hyperlink"/>
-            </w:rPr>
-            <w:t>onder he</w:t>
-          </w:r>
-        </w:hyperlink>
-      </w:r>
-      <w:r>
-        <w:rPr>
-          <w:u w:val="single" w:color="0000ff"/>
-          <w:rFonts w:ascii="Charis SIL Regular" w:hAnsi="Charis SIL Regular" w:eastAsia="Charis SIL Regular"/>
-          <w:b w:val="0"/>
-          <w:i w:val="0"/>
-          <w:color w:val="000000"/>
-          <w:sz w:val="24"/>
-        </w:rPr>
-        <w:hyperlink r:id="rId15" w:history="1">
-          <w:r>
-            <w:rPr>
-              <w:rStyle w:val="Hyperlink"/>
-            </w:rPr>
-            <w:t xml:space="preserve">t </w:t>
-          </w:r>
-        </w:hyperlink>
+        <w:t xml:space="preserve">onder het </w:t>
       </w:r>
       <w:r>
         <w:rPr>
@@ -2641,13 +2631,21 @@
       </w:r>
       <w:r>
         <w:rPr>
+          <w:u w:val="single" w:color="0000ff"/>
           <w:rFonts w:ascii="Charis SIL Regular" w:hAnsi="Charis SIL Regular" w:eastAsia="Charis SIL Regular"/>
           <w:b w:val="0"/>
           <w:i w:val="0"/>
           <w:color w:val="000000"/>
           <w:sz w:val="24"/>
         </w:rPr>
-        <w:t xml:space="preserve">, </w:t>
+        <w:hyperlink r:id="rId18" w:history="1">
+          <w:r>
+            <w:rPr>
+              <w:rStyle w:val="Hyperlink"/>
+            </w:rPr>
+            <w:t xml:space="preserve">, </w:t>
+          </w:r>
+        </w:hyperlink>
       </w:r>
       <w:r>
         <w:rPr>
@@ -2781,7 +2779,7 @@
           <w:sz w:val="24"/>
           <w:u w:val="single"/>
         </w:rPr>
-        <w:hyperlink r:id="rId19" w:history="1">
+        <w:hyperlink r:id="rId20" w:history="1">
           <w:r>
             <w:rPr>
               <w:rStyle w:val="Hyperlink"/>
@@ -2916,7 +2914,7 @@
           <w:sz w:val="24"/>
           <w:u w:val="single"/>
         </w:rPr>
-        <w:hyperlink r:id="rId19" w:history="1">
+        <w:hyperlink r:id="rId21" w:history="1">
           <w:r>
             <w:rPr>
               <w:rStyle w:val="Hyperlink"/>
@@ -3157,7 +3155,7 @@
           <w:sz w:val="24"/>
           <w:u w:val="single"/>
         </w:rPr>
-        <w:hyperlink r:id="rId22" w:history="1">
+        <w:hyperlink r:id="rId20" w:history="1">
           <w:r>
             <w:rPr>
               <w:rStyle w:val="Hyperlink"/>
@@ -3186,7 +3184,7 @@
           <w:sz w:val="24"/>
           <w:u w:val="single"/>
         </w:rPr>
-        <w:hyperlink r:id="rId22" w:history="1">
+        <w:hyperlink r:id="rId20" w:history="1">
           <w:r>
             <w:rPr>
               <w:rStyle w:val="Hyperlink"/>
@@ -4340,15 +4338,9 @@
           <w:i w:val="0"/>
           <w:color w:val="0000FF"/>
           <w:sz w:val="24"/>
-        </w:rPr>
-        <w:hyperlink r:id="rId24" w:history="1">
-          <w:r>
-            <w:rPr>
-              <w:rStyle w:val="Hyperlink"/>
-            </w:rPr>
-            <w:t>7</w:t>
-          </w:r>
-        </w:hyperlink>
+          <w:u w:val="single"/>
+        </w:rPr>
+        <w:t>7</w:t>
       </w:r>
       <w:r>
         <w:rPr>

--- a/EXPORTS/DOCX/published/niveau2/Dutch/ChristianMission.docx
+++ b/EXPORTS/DOCX/published/niveau2/Dutch/ChristianMission.docx
@@ -776,110 +776,8 @@
           <w:i w:val="0"/>
           <w:color w:val="0000FF"/>
           <w:sz w:val="24"/>
-          <w:u w:val="single"/>
-        </w:rPr>
-        <w:hyperlink r:id="rId11" w:history="1">
-          <w:r>
-            <w:rPr>
-              <w:rStyle w:val="Hyperlink"/>
-            </w:rPr>
-            <w:t>Co</w:t>
-          </w:r>
-        </w:hyperlink>
-      </w:r>
-      <w:r>
-        <w:rPr>
-          <w:rFonts w:ascii="Charis SIL Regular" w:hAnsi="Charis SIL Regular" w:eastAsia="Charis SIL Regular"/>
-          <w:b w:val="0"/>
-          <w:i w:val="0"/>
-          <w:color w:val="0000FF"/>
-          <w:sz w:val="24"/>
-          <w:u w:val="single"/>
-        </w:rPr>
-        <w:hyperlink r:id="rId11" w:history="1">
-          <w:r>
-            <w:rPr>
-              <w:rStyle w:val="Hyperlink"/>
-            </w:rPr>
-            <w:t>n</w:t>
-          </w:r>
-        </w:hyperlink>
-      </w:r>
-      <w:r>
-        <w:rPr>
-          <w:rFonts w:ascii="Charis SIL Regular" w:hAnsi="Charis SIL Regular" w:eastAsia="Charis SIL Regular"/>
-          <w:b w:val="0"/>
-          <w:i w:val="0"/>
-          <w:color w:val="0000FF"/>
-          <w:sz w:val="24"/>
-          <w:u w:val="single"/>
-        </w:rPr>
-        <w:hyperlink r:id="rId10" w:history="1">
-          <w:r>
-            <w:rPr>
-              <w:rStyle w:val="Hyperlink"/>
-            </w:rPr>
-            <w:t>gregatie</w:t>
-          </w:r>
-        </w:hyperlink>
-      </w:r>
-      <w:r>
-        <w:rPr>
-          <w:rFonts w:ascii="Charis SIL Regular" w:hAnsi="Charis SIL Regular" w:eastAsia="Charis SIL Regular"/>
-          <w:b w:val="0"/>
-          <w:i w:val="0"/>
-          <w:color w:val="0000FF"/>
-          <w:sz w:val="24"/>
-          <w:u w:val="single"/>
-        </w:rPr>
-        <w:t xml:space="preserve"> </w:t>
-      </w:r>
-      <w:r>
-        <w:rPr>
-          <w:rFonts w:ascii="Charis SIL Regular" w:hAnsi="Charis SIL Regular" w:eastAsia="Charis SIL Regular"/>
-          <w:b w:val="0"/>
-          <w:i w:val="0"/>
-          <w:color w:val="0000FF"/>
-          <w:sz w:val="24"/>
-          <w:u w:val="single"/>
-        </w:rPr>
-        <w:hyperlink r:id="rId10" w:history="1">
-          <w:r>
-            <w:rPr>
-              <w:rStyle w:val="Hyperlink"/>
-            </w:rPr>
-            <w:t>van</w:t>
-          </w:r>
-        </w:hyperlink>
-      </w:r>
-      <w:r>
-        <w:rPr>
-          <w:rFonts w:ascii="Charis SIL Regular" w:hAnsi="Charis SIL Regular" w:eastAsia="Charis SIL Regular"/>
-          <w:b w:val="0"/>
-          <w:i w:val="0"/>
-          <w:color w:val="0000FF"/>
-          <w:sz w:val="24"/>
-          <w:u w:val="single"/>
-        </w:rPr>
-        <w:t xml:space="preserve"> </w:t>
-      </w:r>
-      <w:r>
-        <w:rPr>
-          <w:rFonts w:ascii="Charis SIL Regular" w:hAnsi="Charis SIL Regular" w:eastAsia="Charis SIL Regular"/>
-          <w:b w:val="0"/>
-          <w:i w:val="0"/>
-          <w:color w:val="0000FF"/>
-          <w:sz w:val="24"/>
-          <w:u w:val="single"/>
-        </w:rPr>
-        <w:hyperlink r:id="rId10" w:history="1">
-          <w:r>
-            <w:rPr>
-              <w:rStyle w:val="Hyperlink"/>
-            </w:rPr>
-            <w:t>d</w:t>
-          </w:r>
-        </w:hyperlink>
+        </w:rPr>
+        <w:t>Congregatie van d</w:t>
       </w:r>
       <w:r>
         <w:rPr>
@@ -917,16 +815,8 @@
           <w:i w:val="0"/>
           <w:color w:val="0000FF"/>
           <w:sz w:val="24"/>
-          <w:u w:val="single"/>
-        </w:rPr>
-        <w:hyperlink r:id="rId11" w:history="1">
-          <w:r>
-            <w:rPr>
-              <w:rStyle w:val="Hyperlink"/>
-            </w:rPr>
-            <w:t>H</w:t>
-          </w:r>
-        </w:hyperlink>
+        </w:rPr>
+        <w:t>H</w:t>
       </w:r>
       <w:r>
         <w:rPr>
@@ -937,7 +827,7 @@
           <w:sz w:val="24"/>
           <w:u w:val="single"/>
         </w:rPr>
-        <w:hyperlink r:id="rId11" w:history="1">
+        <w:hyperlink r:id="rId10" w:history="1">
           <w:r>
             <w:rPr>
               <w:rStyle w:val="Hyperlink"/>
@@ -1020,6 +910,7 @@
           <w:i w:val="0"/>
           <w:color w:val="0000FF"/>
           <w:sz w:val="24"/>
+          <w:u w:val="single"/>
         </w:rPr>
         <w:hyperlink r:id="rId12" w:history="1">
           <w:r>
@@ -1039,7 +930,7 @@
           <w:sz w:val="24"/>
           <w:u w:val="single"/>
         </w:rPr>
-        <w:hyperlink r:id="rId12" w:history="1">
+        <w:hyperlink r:id="rId11" w:history="1">
           <w:r>
             <w:rPr>
               <w:rStyle w:val="Hyperlink"/>
@@ -1124,6 +1015,7 @@
           <w:i w:val="0"/>
           <w:color w:val="0000FF"/>
           <w:sz w:val="24"/>
+          <w:u w:val="single"/>
         </w:rPr>
         <w:hyperlink r:id="rId12" w:history="1">
           <w:r>
@@ -1358,6 +1250,7 @@
       </w:r>
       <w:r>
         <w:rPr>
+          <w:u w:val="single" w:color="0000ff"/>
           <w:rFonts w:ascii="Charis SIL Regular" w:hAnsi="Charis SIL Regular" w:eastAsia="Charis SIL Regular"/>
           <w:b w:val="0"/>
           <w:i w:val="0"/>
@@ -1957,7 +1850,32 @@
           <w:color w:val="000000"/>
           <w:sz w:val="24"/>
         </w:rPr>
-        <w:t xml:space="preserve">onder het </w:t>
+        <w:hyperlink r:id="rId15" w:history="1">
+          <w:r>
+            <w:rPr>
+              <w:rStyle w:val="Hyperlink"/>
+            </w:rPr>
+            <w:t>onder he</w:t>
+          </w:r>
+        </w:hyperlink>
+      </w:r>
+      <w:r>
+        <w:rPr>
+          <w:u w:val="single" w:color="0000ff"/>
+          <w:rFonts w:ascii="Charis SIL Regular" w:hAnsi="Charis SIL Regular" w:eastAsia="Charis SIL Regular"/>
+          <w:b w:val="0"/>
+          <w:i w:val="0"/>
+          <w:color w:val="000000"/>
+          <w:sz w:val="24"/>
+        </w:rPr>
+        <w:hyperlink r:id="rId15" w:history="1">
+          <w:r>
+            <w:rPr>
+              <w:rStyle w:val="Hyperlink"/>
+            </w:rPr>
+            <w:t xml:space="preserve">t </w:t>
+          </w:r>
+        </w:hyperlink>
       </w:r>
       <w:r>
         <w:rPr>
@@ -2573,7 +2491,7 @@
           <w:sz w:val="24"/>
           <w:u w:val="single"/>
         </w:rPr>
-        <w:hyperlink r:id="rId18" w:history="1">
+        <w:hyperlink r:id="rId19" w:history="1">
           <w:r>
             <w:rPr>
               <w:rStyle w:val="Hyperlink"/>
@@ -2602,7 +2520,7 @@
           <w:sz w:val="24"/>
           <w:u w:val="single"/>
         </w:rPr>
-        <w:hyperlink r:id="rId18" w:history="1">
+        <w:hyperlink r:id="rId19" w:history="1">
           <w:r>
             <w:rPr>
               <w:rStyle w:val="Hyperlink"/>
@@ -2779,7 +2697,7 @@
           <w:sz w:val="24"/>
           <w:u w:val="single"/>
         </w:rPr>
-        <w:hyperlink r:id="rId20" w:history="1">
+        <w:hyperlink r:id="rId19" w:history="1">
           <w:r>
             <w:rPr>
               <w:rStyle w:val="Hyperlink"/>
@@ -2943,7 +2861,7 @@
           <w:sz w:val="24"/>
           <w:u w:val="single"/>
         </w:rPr>
-        <w:hyperlink r:id="rId21" w:history="1">
+        <w:hyperlink r:id="rId19" w:history="1">
           <w:r>
             <w:rPr>
               <w:rStyle w:val="Hyperlink"/>
@@ -2997,12 +2915,12 @@
           <w:sz w:val="24"/>
           <w:u w:val="single"/>
         </w:rPr>
-        <w:hyperlink r:id="rId21" w:history="1">
+        <w:hyperlink r:id="rId19" w:history="1">
           <w:r>
             <w:rPr>
               <w:rStyle w:val="Hyperlink"/>
             </w:rPr>
-            <w:t>e</w:t>
+            <w:t xml:space="preserve">e </w:t>
           </w:r>
         </w:hyperlink>
       </w:r>
@@ -3015,7 +2933,7 @@
           <w:sz w:val="24"/>
           <w:u w:val="single"/>
         </w:rPr>
-        <w:t xml:space="preserve"> </w:t>
+        <w:t>C</w:t>
       </w:r>
       <w:r>
         <w:rPr>
@@ -3026,25 +2944,7 @@
           <w:sz w:val="24"/>
           <w:u w:val="single"/>
         </w:rPr>
-        <w:hyperlink r:id="rId21" w:history="1">
-          <w:r>
-            <w:rPr>
-              <w:rStyle w:val="Hyperlink"/>
-            </w:rPr>
-            <w:t>C</w:t>
-          </w:r>
-        </w:hyperlink>
-      </w:r>
-      <w:r>
-        <w:rPr>
-          <w:rFonts w:ascii="Charis SIL Regular" w:hAnsi="Charis SIL Regular" w:eastAsia="Charis SIL Regular"/>
-          <w:b w:val="0"/>
-          <w:i w:val="0"/>
-          <w:color w:val="0000FF"/>
-          <w:sz w:val="24"/>
-          <w:u w:val="single"/>
-        </w:rPr>
-        <w:hyperlink r:id="rId21" w:history="1">
+        <w:hyperlink r:id="rId19" w:history="1">
           <w:r>
             <w:rPr>
               <w:rStyle w:val="Hyperlink"/>
@@ -3055,42 +2955,13 @@
       </w:r>
       <w:r>
         <w:rPr>
-          <w:u w:val="single" w:color="0000ff"/>
           <w:rFonts w:ascii="Charis SIL Regular" w:hAnsi="Charis SIL Regular" w:eastAsia="Charis SIL Regular"/>
           <w:b w:val="0"/>
           <w:i w:val="0"/>
           <w:color w:val="000000"/>
           <w:sz w:val="24"/>
         </w:rPr>
-        <w:hyperlink r:id="rId19" w:history="1">
-          <w:r>
-            <w:rPr>
-              <w:rStyle w:val="Hyperlink"/>
-            </w:rPr>
-            <w:t>, e</w:t>
-          </w:r>
-        </w:hyperlink>
-      </w:r>
-      <w:r>
-        <w:rPr>
-          <w:rFonts w:ascii="Charis SIL Regular" w:hAnsi="Charis SIL Regular" w:eastAsia="Charis SIL Regular"/>
-          <w:b w:val="0"/>
-          <w:i w:val="0"/>
-          <w:color w:val="000000"/>
-          <w:sz w:val="24"/>
-        </w:rPr>
-        <w:t xml:space="preserve">n </w:t>
-      </w:r>
-      <w:r>
-        <w:rPr>
-          <w:u w:val="single" w:color="0000ff"/>
-          <w:rFonts w:ascii="Charis SIL Regular" w:hAnsi="Charis SIL Regular" w:eastAsia="Charis SIL Regular"/>
-          <w:b w:val="0"/>
-          <w:i w:val="0"/>
-          <w:color w:val="000000"/>
-          <w:sz w:val="24"/>
-        </w:rPr>
-        <w:t xml:space="preserve">het </w:t>
+        <w:t xml:space="preserve">, en het </w:t>
       </w:r>
       <w:r>
         <w:rPr>
@@ -3155,7 +3026,7 @@
           <w:sz w:val="24"/>
           <w:u w:val="single"/>
         </w:rPr>
-        <w:hyperlink r:id="rId20" w:history="1">
+        <w:hyperlink r:id="rId22" w:history="1">
           <w:r>
             <w:rPr>
               <w:rStyle w:val="Hyperlink"/>
@@ -3184,7 +3055,7 @@
           <w:sz w:val="24"/>
           <w:u w:val="single"/>
         </w:rPr>
-        <w:hyperlink r:id="rId20" w:history="1">
+        <w:hyperlink r:id="rId22" w:history="1">
           <w:r>
             <w:rPr>
               <w:rStyle w:val="Hyperlink"/>
@@ -3252,78 +3123,13 @@
       </w:r>
       <w:r>
         <w:rPr>
-          <w:u w:val="single" w:color="0000ff"/>
           <w:rFonts w:ascii="Charis SIL Regular" w:hAnsi="Charis SIL Regular" w:eastAsia="Charis SIL Regular"/>
           <w:b w:val="0"/>
           <w:i w:val="0"/>
           <w:color w:val="000000"/>
           <w:sz w:val="24"/>
         </w:rPr>
-        <w:hyperlink r:id="rId21" w:history="1">
-          <w:r>
-            <w:rPr>
-              <w:rStyle w:val="Hyperlink"/>
-            </w:rPr>
-            <w:t>de landen</w:t>
-          </w:r>
-        </w:hyperlink>
-      </w:r>
-      <w:r>
-        <w:rPr>
-          <w:u w:val="single" w:color="0000ff"/>
-          <w:rFonts w:ascii="Charis SIL Regular" w:hAnsi="Charis SIL Regular" w:eastAsia="Charis SIL Regular"/>
-          <w:b w:val="0"/>
-          <w:i w:val="0"/>
-          <w:color w:val="000000"/>
-          <w:sz w:val="24"/>
-        </w:rPr>
-        <w:t xml:space="preserve"> </w:t>
-      </w:r>
-      <w:r>
-        <w:rPr>
-          <w:u w:val="single" w:color="0000ff"/>
-          <w:rFonts w:ascii="Charis SIL Regular" w:hAnsi="Charis SIL Regular" w:eastAsia="Charis SIL Regular"/>
-          <w:b w:val="0"/>
-          <w:i w:val="0"/>
-          <w:color w:val="000000"/>
-          <w:sz w:val="24"/>
-        </w:rPr>
-        <w:hyperlink r:id="rId21" w:history="1">
-          <w:r>
-            <w:rPr>
-              <w:rStyle w:val="Hyperlink"/>
-            </w:rPr>
-            <w:t>waar de zendi</w:t>
-          </w:r>
-        </w:hyperlink>
-      </w:r>
-      <w:r>
-        <w:rPr>
-          <w:u w:val="single" w:color="0000ff"/>
-          <w:rFonts w:ascii="Charis SIL Regular" w:hAnsi="Charis SIL Regular" w:eastAsia="Charis SIL Regular"/>
-          <w:b w:val="0"/>
-          <w:i w:val="0"/>
-          <w:color w:val="000000"/>
-          <w:sz w:val="24"/>
-        </w:rPr>
-        <w:hyperlink r:id="rId21" w:history="1">
-          <w:r>
-            <w:rPr>
-              <w:rStyle w:val="Hyperlink"/>
-            </w:rPr>
-            <w:t>ng en mi</w:t>
-          </w:r>
-        </w:hyperlink>
-      </w:r>
-      <w:r>
-        <w:rPr>
-          <w:rFonts w:ascii="Charis SIL Regular" w:hAnsi="Charis SIL Regular" w:eastAsia="Charis SIL Regular"/>
-          <w:b w:val="0"/>
-          <w:i w:val="0"/>
-          <w:color w:val="000000"/>
-          <w:sz w:val="24"/>
-        </w:rPr>
-        <w:t>ssie acti</w:t>
+        <w:t>de landen waar de zending en missie acti</w:t>
       </w:r>
       <w:r>
         <w:rPr>
